--- a/uk-cca-app-api/src/main/resources/templates/ca/england/Withdrawal of termination letter.docx
+++ b/uk-cca-app-api/src/main/resources/templates/ca/england/Withdrawal of termination letter.docx
@@ -349,20 +349,6 @@
           <w:szCs w:val="22"/>
         </w:rPr>
       </w:pPr>
-      <w:r>
-        <w:rPr>
-          <w:rFonts w:cs="Arial"/>
-          <w:szCs w:val="22"/>
-        </w:rPr>
-        <w:t xml:space="preserve">Dear </w:t>
-      </w:r>
-      <w:r>
-        <w:rPr>
-          <w:rFonts w:cs="Arial"/>
-          <w:szCs w:val="22"/>
-        </w:rPr>
-        <w:t>Sir/Madam,</w:t>
-      </w:r>
     </w:p>
     <w:p>
       <w:pPr>
@@ -381,6 +367,7 @@
     <w:p>
       <w:pPr>
         <w:pStyle w:val="Heading1"/>
+        <w:spacing w:line="276" w:lineRule="auto"/>
       </w:pPr>
       <w:r>
         <w:t>WITHDRAWL OF NOTICE</w:t>
@@ -403,168 +390,28 @@
         <w:autoSpaceDE w:val="0"/>
         <w:autoSpaceDN w:val="0"/>
         <w:adjustRightInd w:val="0"/>
-        <w:rPr>
-          <w:rFonts w:cs="Arial"/>
-          <w:szCs w:val="22"/>
-        </w:rPr>
-      </w:pPr>
-      <w:r>
-        <w:rPr>
-          <w:rFonts w:cs="Arial"/>
-          <w:szCs w:val="22"/>
-        </w:rPr>
-        <w:t xml:space="preserve">We are writing to inform </w:t>
-      </w:r>
-      <w:r>
-        <w:rPr>
-          <w:rFonts w:cs="Arial"/>
-          <w:szCs w:val="22"/>
-        </w:rPr>
-        <w:fldChar w:fldCharType="begin"/>
-      </w:r>
-      <w:r>
-        <w:rPr>
-          <w:rFonts w:cs="Arial"/>
-          <w:szCs w:val="22"/>
-        </w:rPr>
-        <w:instrText xml:space="preserve"> MERGEFIELD  ${account.name}  \* MERGEFORMAT </w:instrText>
-      </w:r>
-      <w:r>
-        <w:rPr>
-          <w:rFonts w:cs="Arial"/>
-          <w:szCs w:val="22"/>
-        </w:rPr>
-        <w:fldChar w:fldCharType="separate"/>
-      </w:r>
-      <w:r>
-        <w:rPr>
-          <w:rFonts w:cs="Arial"/>
-          <w:noProof/>
-          <w:szCs w:val="22"/>
-        </w:rPr>
-        <w:t>«${account.name}»</w:t>
-      </w:r>
-      <w:r>
-        <w:rPr>
-          <w:rFonts w:cs="Arial"/>
-          <w:szCs w:val="22"/>
-        </w:rPr>
-        <w:fldChar w:fldCharType="end"/>
-      </w:r>
-      <w:r>
-        <w:rPr>
-          <w:rFonts w:cs="Arial"/>
-          <w:szCs w:val="22"/>
-        </w:rPr>
-        <w:t xml:space="preserve"> (“</w:t>
-      </w:r>
-      <w:r>
-        <w:rPr>
-          <w:rFonts w:cs="Arial"/>
-          <w:szCs w:val="22"/>
-        </w:rPr>
-        <w:t>Y</w:t>
-      </w:r>
-      <w:r>
-        <w:rPr>
-          <w:rFonts w:cs="Arial"/>
-          <w:szCs w:val="22"/>
-        </w:rPr>
-        <w:t>ou</w:t>
-      </w:r>
-      <w:r>
-        <w:rPr>
-          <w:rFonts w:cs="Arial"/>
-          <w:szCs w:val="22"/>
-        </w:rPr>
-        <w:t>”)</w:t>
-      </w:r>
-      <w:r>
-        <w:rPr>
-          <w:rFonts w:cs="Arial"/>
-          <w:szCs w:val="22"/>
-        </w:rPr>
-        <w:t xml:space="preserve"> that </w:t>
-      </w:r>
-      <w:r>
-        <w:rPr>
-          <w:rFonts w:cs="Arial"/>
-          <w:szCs w:val="22"/>
-        </w:rPr>
-        <w:t xml:space="preserve">the Environment Agency intends to withdraw the </w:t>
-      </w:r>
-      <w:r>
-        <w:rPr>
-          <w:rFonts w:cs="Arial"/>
-          <w:szCs w:val="22"/>
-        </w:rPr>
-        <w:t>“</w:t>
-      </w:r>
-      <w:r>
-        <w:rPr>
-          <w:rFonts w:cs="Arial"/>
-          <w:szCs w:val="22"/>
-        </w:rPr>
-        <w:t>Notice of Termination of an Underlying Climate Change Agreement</w:t>
-      </w:r>
-      <w:r>
-        <w:rPr>
-          <w:rFonts w:cs="Arial"/>
-          <w:szCs w:val="22"/>
-        </w:rPr>
-        <w:t>”</w:t>
-      </w:r>
-      <w:r>
-        <w:rPr>
-          <w:rFonts w:cs="Arial"/>
-          <w:szCs w:val="22"/>
-        </w:rPr>
-        <w:t xml:space="preserve"> that we issued to you on </w:t>
-      </w:r>
-      <w:r>
-        <w:rPr>
-          <w:rFonts w:cs="Arial"/>
-          <w:szCs w:val="22"/>
-        </w:rPr>
-        <w:fldChar w:fldCharType="begin"/>
-      </w:r>
-      <w:r>
-        <w:rPr>
-          <w:rFonts w:cs="Arial"/>
-          <w:szCs w:val="22"/>
-        </w:rPr>
-        <w:instrText xml:space="preserve"> MERGEFIELD  "${(params.submissionDate.format('dd MMMM yyyy'))!}"  \* MERGEFORMAT </w:instrText>
-      </w:r>
-      <w:r>
-        <w:rPr>
-          <w:rFonts w:cs="Arial"/>
-          <w:szCs w:val="22"/>
-        </w:rPr>
-        <w:fldChar w:fldCharType="separate"/>
-      </w:r>
-      <w:r>
-        <w:rPr>
-          <w:rFonts w:cs="Arial"/>
-          <w:noProof/>
-          <w:szCs w:val="22"/>
-        </w:rPr>
-        <w:t>«${(params.submissionDate.format('dd MMMM»</w:t>
-      </w:r>
-      <w:r>
-        <w:rPr>
-          <w:rFonts w:cs="Arial"/>
-          <w:szCs w:val="22"/>
-        </w:rPr>
-        <w:fldChar w:fldCharType="end"/>
-      </w:r>
-      <w:r>
-        <w:rPr>
-          <w:rFonts w:cs="Arial"/>
-          <w:szCs w:val="22"/>
-        </w:rPr>
-        <w:t>.</w:t>
+        <w:spacing w:line="276" w:lineRule="auto"/>
+        <w:rPr>
+          <w:rFonts w:cs="Arial"/>
+          <w:szCs w:val="22"/>
+        </w:rPr>
+      </w:pPr>
+      <w:r>
+        <w:rPr>
+          <w:rFonts w:cs="Arial"/>
+          <w:szCs w:val="22"/>
+        </w:rPr>
+        <w:t xml:space="preserve">Dear </w:t>
+      </w:r>
+      <w:r>
+        <w:rPr>
+          <w:rFonts w:cs="Arial"/>
+          <w:szCs w:val="22"/>
+        </w:rPr>
+        <w:t xml:space="preserve">Sir/Madam, </w:t>
       </w:r>
     </w:p>
+    <w:p/>
     <w:p>
       <w:pPr>
         <w:autoSpaceDE w:val="0"/>
@@ -575,6 +422,162 @@
           <w:szCs w:val="22"/>
         </w:rPr>
       </w:pPr>
+      <w:r>
+        <w:rPr>
+          <w:rFonts w:cs="Arial"/>
+          <w:szCs w:val="22"/>
+        </w:rPr>
+        <w:t xml:space="preserve">We are writing to inform </w:t>
+      </w:r>
+      <w:r>
+        <w:rPr>
+          <w:rFonts w:cs="Arial"/>
+          <w:szCs w:val="22"/>
+        </w:rPr>
+        <w:fldChar w:fldCharType="begin"/>
+      </w:r>
+      <w:r>
+        <w:rPr>
+          <w:rFonts w:cs="Arial"/>
+          <w:szCs w:val="22"/>
+        </w:rPr>
+        <w:instrText xml:space="preserve"> MERGEFIELD  ${account.name}  \* MERGEFORMAT </w:instrText>
+      </w:r>
+      <w:r>
+        <w:rPr>
+          <w:rFonts w:cs="Arial"/>
+          <w:szCs w:val="22"/>
+        </w:rPr>
+        <w:fldChar w:fldCharType="separate"/>
+      </w:r>
+      <w:r>
+        <w:rPr>
+          <w:rFonts w:cs="Arial"/>
+          <w:noProof/>
+          <w:szCs w:val="22"/>
+        </w:rPr>
+        <w:t>«${account.name}»</w:t>
+      </w:r>
+      <w:r>
+        <w:rPr>
+          <w:rFonts w:cs="Arial"/>
+          <w:szCs w:val="22"/>
+        </w:rPr>
+        <w:fldChar w:fldCharType="end"/>
+      </w:r>
+      <w:r>
+        <w:rPr>
+          <w:rFonts w:cs="Arial"/>
+          <w:szCs w:val="22"/>
+        </w:rPr>
+        <w:t xml:space="preserve"> (“</w:t>
+      </w:r>
+      <w:r>
+        <w:rPr>
+          <w:rFonts w:cs="Arial"/>
+          <w:szCs w:val="22"/>
+        </w:rPr>
+        <w:t>Y</w:t>
+      </w:r>
+      <w:r>
+        <w:rPr>
+          <w:rFonts w:cs="Arial"/>
+          <w:szCs w:val="22"/>
+        </w:rPr>
+        <w:t>ou</w:t>
+      </w:r>
+      <w:r>
+        <w:rPr>
+          <w:rFonts w:cs="Arial"/>
+          <w:szCs w:val="22"/>
+        </w:rPr>
+        <w:t>”)</w:t>
+      </w:r>
+      <w:r>
+        <w:rPr>
+          <w:rFonts w:cs="Arial"/>
+          <w:szCs w:val="22"/>
+        </w:rPr>
+        <w:t xml:space="preserve"> that </w:t>
+      </w:r>
+      <w:r>
+        <w:rPr>
+          <w:rFonts w:cs="Arial"/>
+          <w:szCs w:val="22"/>
+        </w:rPr>
+        <w:t xml:space="preserve">the Environment Agency intends to withdraw the </w:t>
+      </w:r>
+      <w:r>
+        <w:rPr>
+          <w:rFonts w:cs="Arial"/>
+          <w:szCs w:val="22"/>
+        </w:rPr>
+        <w:t>“</w:t>
+      </w:r>
+      <w:r>
+        <w:rPr>
+          <w:rFonts w:cs="Arial"/>
+          <w:szCs w:val="22"/>
+        </w:rPr>
+        <w:t>Notice of Termination of an Underlying Climate Change Agreement</w:t>
+      </w:r>
+      <w:r>
+        <w:rPr>
+          <w:rFonts w:cs="Arial"/>
+          <w:szCs w:val="22"/>
+        </w:rPr>
+        <w:t>”</w:t>
+      </w:r>
+      <w:r>
+        <w:rPr>
+          <w:rFonts w:cs="Arial"/>
+          <w:szCs w:val="22"/>
+        </w:rPr>
+        <w:t xml:space="preserve"> that we issued to you on </w:t>
+      </w:r>
+      <w:r>
+        <w:rPr>
+          <w:rFonts w:cs="Arial"/>
+          <w:szCs w:val="22"/>
+        </w:rPr>
+        <w:fldChar w:fldCharType="begin"/>
+      </w:r>
+      <w:r>
+        <w:rPr>
+          <w:rFonts w:cs="Arial"/>
+          <w:szCs w:val="22"/>
+        </w:rPr>
+        <w:instrText xml:space="preserve"> MERGEFIELD  "${(params.submissionDate.format('dd MMMM yyyy'))!}"  \* MERGEFORMAT </w:instrText>
+      </w:r>
+      <w:r>
+        <w:rPr>
+          <w:rFonts w:cs="Arial"/>
+          <w:szCs w:val="22"/>
+        </w:rPr>
+        <w:fldChar w:fldCharType="separate"/>
+      </w:r>
+      <w:r>
+        <w:rPr>
+          <w:rFonts w:cs="Arial"/>
+          <w:noProof/>
+          <w:szCs w:val="22"/>
+        </w:rPr>
+        <w:t>«${(params.submissionDate.format('dd MMMM»</w:t>
+      </w:r>
+      <w:r>
+        <w:rPr>
+          <w:rFonts w:cs="Arial"/>
+          <w:szCs w:val="22"/>
+        </w:rPr>
+        <w:fldChar w:fldCharType="end"/>
+      </w:r>
+      <w:r>
+        <w:rPr>
+          <w:rFonts w:cs="Arial"/>
+          <w:szCs w:val="22"/>
+        </w:rPr>
+        <w:t>.</w:t>
+      </w:r>
     </w:p>
     <w:p>
       <w:pPr>
@@ -582,59 +585,10 @@
         <w:autoSpaceDN w:val="0"/>
         <w:adjustRightInd w:val="0"/>
         <w:rPr>
-          <w:vanish/>
-        </w:rPr>
-      </w:pPr>
-      <w:r>
-        <w:rPr>
-          <w:rFonts w:cs="Arial"/>
-          <w:szCs w:val="22"/>
-        </w:rPr>
-        <w:t xml:space="preserve">We </w:t>
-      </w:r>
-      <w:r>
-        <w:rPr>
-          <w:rFonts w:cs="Arial"/>
-          <w:szCs w:val="22"/>
-        </w:rPr>
-        <w:t xml:space="preserve">are withdrawing this notice as we are now content that you have now remedied the contravention outlined in that notice. </w:t>
-      </w:r>
-      <w:r>
-        <w:rPr>
-          <w:rFonts w:cs="Arial"/>
-          <w:szCs w:val="22"/>
-        </w:rPr>
-        <w:fldChar w:fldCharType="begin"/>
-      </w:r>
-      <w:r>
-        <w:rPr>
-          <w:rFonts w:cs="Arial"/>
-          <w:szCs w:val="22"/>
-        </w:rPr>
-        <w:instrText xml:space="preserve"> MERGEFIELD  ${params.explanation}  \* MERGEFORMAT </w:instrText>
-      </w:r>
-      <w:r>
-        <w:rPr>
-          <w:rFonts w:cs="Arial"/>
-          <w:szCs w:val="22"/>
-        </w:rPr>
-        <w:fldChar w:fldCharType="separate"/>
-      </w:r>
-      <w:r>
-        <w:rPr>
-          <w:rFonts w:cs="Arial"/>
-          <w:noProof/>
-          <w:szCs w:val="22"/>
-        </w:rPr>
-        <w:t>«${params.explanation}»</w:t>
-      </w:r>
-      <w:r>
-        <w:rPr>
-          <w:rFonts w:cs="Arial"/>
-          <w:szCs w:val="22"/>
-        </w:rPr>
-        <w:fldChar w:fldCharType="end"/>
-      </w:r>
+          <w:rFonts w:cs="Arial"/>
+          <w:szCs w:val="22"/>
+        </w:rPr>
+      </w:pPr>
     </w:p>
     <w:p>
       <w:pPr>
@@ -642,10 +596,59 @@
         <w:autoSpaceDN w:val="0"/>
         <w:adjustRightInd w:val="0"/>
         <w:rPr>
-          <w:rFonts w:cs="Arial"/>
-          <w:szCs w:val="22"/>
-        </w:rPr>
-      </w:pPr>
+          <w:vanish/>
+        </w:rPr>
+      </w:pPr>
+      <w:r>
+        <w:rPr>
+          <w:rFonts w:cs="Arial"/>
+          <w:szCs w:val="22"/>
+        </w:rPr>
+        <w:t xml:space="preserve">We </w:t>
+      </w:r>
+      <w:r>
+        <w:rPr>
+          <w:rFonts w:cs="Arial"/>
+          <w:szCs w:val="22"/>
+        </w:rPr>
+        <w:t xml:space="preserve">are withdrawing this notice as we are now content that you have now remedied the contravention outlined in that notice. </w:t>
+      </w:r>
+      <w:r>
+        <w:rPr>
+          <w:rFonts w:cs="Arial"/>
+          <w:szCs w:val="22"/>
+        </w:rPr>
+        <w:fldChar w:fldCharType="begin"/>
+      </w:r>
+      <w:r>
+        <w:rPr>
+          <w:rFonts w:cs="Arial"/>
+          <w:szCs w:val="22"/>
+        </w:rPr>
+        <w:instrText xml:space="preserve"> MERGEFIELD  ${params.explanation}  \* MERGEFORMAT </w:instrText>
+      </w:r>
+      <w:r>
+        <w:rPr>
+          <w:rFonts w:cs="Arial"/>
+          <w:szCs w:val="22"/>
+        </w:rPr>
+        <w:fldChar w:fldCharType="separate"/>
+      </w:r>
+      <w:r>
+        <w:rPr>
+          <w:rFonts w:cs="Arial"/>
+          <w:noProof/>
+          <w:szCs w:val="22"/>
+        </w:rPr>
+        <w:t>«${params.explanation}»</w:t>
+      </w:r>
+      <w:r>
+        <w:rPr>
+          <w:rFonts w:cs="Arial"/>
+          <w:szCs w:val="22"/>
+        </w:rPr>
+        <w:fldChar w:fldCharType="end"/>
+      </w:r>
     </w:p>
     <w:p>
       <w:pPr>
@@ -660,6 +663,17 @@
     </w:p>
     <w:p>
       <w:pPr>
+        <w:autoSpaceDE w:val="0"/>
+        <w:autoSpaceDN w:val="0"/>
+        <w:adjustRightInd w:val="0"/>
+        <w:rPr>
+          <w:rFonts w:cs="Arial"/>
+          <w:szCs w:val="22"/>
+        </w:rPr>
+      </w:pPr>
+    </w:p>
+    <w:p>
+      <w:pPr>
         <w:rPr>
           <w:rFonts w:cs="Arial"/>
           <w:szCs w:val="22"/>
@@ -677,21 +691,7 @@
           <w:rFonts w:cs="Arial"/>
           <w:szCs w:val="22"/>
         </w:rPr>
-        <w:t xml:space="preserve">wish to discuss this notice with the </w:t>
-      </w:r>
-      <w:r>
-        <w:rPr>
-          <w:rFonts w:cs="Arial"/>
-          <w:szCs w:val="22"/>
-        </w:rPr>
-        <w:t>Environment Agency</w:t>
-      </w:r>
-      <w:r>
-        <w:rPr>
-          <w:rFonts w:cs="Arial"/>
-          <w:szCs w:val="22"/>
-        </w:rPr>
-        <w:t xml:space="preserve">, please email </w:t>
+        <w:t xml:space="preserve">wish to discuss this notice with the Environment Agency, please email </w:t>
       </w:r>
       <w:hyperlink r:id="rId8" w:history="1">
         <w:r>
